--- a/docs/Pointly_Proposal.docx
+++ b/docs/Pointly_Proposal.docx
@@ -2803,7 +2803,7 @@
           <w:i w:val="0"/>
           <w:sz w:val="19"/>
         </w:rPr>
-        <w:t>REHNUMA_APP_KEY</w:t>
+        <w:t>POINTLY_APP_KEY</w:t>
       </w:r>
       <w:r>
         <w:rPr>
